--- a/docs/SMOP Lab 홈페이지 관리 인수인계서.docx
+++ b/docs/SMOP Lab 홈페이지 관리 인수인계서.docx
@@ -166,7 +166,7 @@
     <w:p>
       <w:pPr>
         <w:shd w:val="clear" w:color="auto" w:fill="EEF5EE"/>
-        <w:divId w:val="49576190"/>
+        <w:divId w:val="1113553888"/>
         <w:rPr>
           <w:rFonts w:ascii="맑은 고딕" w:eastAsia="맑은 고딕" w:hAnsi="맑은 고딕" w:hint="eastAsia"/>
           <w:color w:val="222222"/>
@@ -2575,7 +2575,7 @@
     <w:p>
       <w:pPr>
         <w:shd w:val="clear" w:color="auto" w:fill="FFF7ED"/>
-        <w:divId w:val="873930073"/>
+        <w:divId w:val="1920827100"/>
         <w:rPr>
           <w:rFonts w:ascii="맑은 고딕" w:eastAsia="맑은 고딕" w:hAnsi="맑은 고딕" w:hint="eastAsia"/>
           <w:color w:val="222222"/>
@@ -6710,7 +6710,7 @@
     <w:p>
       <w:pPr>
         <w:shd w:val="clear" w:color="auto" w:fill="FFF7ED"/>
-        <w:divId w:val="143008391"/>
+        <w:divId w:val="1376850984"/>
         <w:rPr>
           <w:rFonts w:ascii="맑은 고딕" w:eastAsia="맑은 고딕" w:hAnsi="맑은 고딕" w:hint="eastAsia"/>
           <w:color w:val="222222"/>
@@ -10474,7 +10474,7 @@
     <w:p>
       <w:pPr>
         <w:shd w:val="clear" w:color="auto" w:fill="EEF5EE"/>
-        <w:divId w:val="981620879"/>
+        <w:divId w:val="1108352971"/>
         <w:rPr>
           <w:rFonts w:ascii="맑은 고딕" w:eastAsia="맑은 고딕" w:hAnsi="맑은 고딕" w:hint="eastAsia"/>
           <w:color w:val="222222"/>
@@ -18872,7 +18872,7 @@
     <w:p>
       <w:pPr>
         <w:shd w:val="clear" w:color="auto" w:fill="FFF7ED"/>
-        <w:divId w:val="1464229942"/>
+        <w:divId w:val="1237669232"/>
         <w:rPr>
           <w:rFonts w:ascii="맑은 고딕" w:eastAsia="맑은 고딕" w:hAnsi="맑은 고딕" w:hint="eastAsia"/>
           <w:color w:val="222222"/>
@@ -19632,7 +19632,7 @@
     <w:p>
       <w:pPr>
         <w:shd w:val="clear" w:color="auto" w:fill="FFF7ED"/>
-        <w:divId w:val="320961311"/>
+        <w:divId w:val="1293558724"/>
         <w:rPr>
           <w:rFonts w:ascii="맑은 고딕" w:eastAsia="맑은 고딕" w:hAnsi="맑은 고딕" w:hint="eastAsia"/>
           <w:color w:val="222222"/>
@@ -22356,7 +22356,7 @@
     <w:p>
       <w:pPr>
         <w:shd w:val="clear" w:color="auto" w:fill="EEF5EE"/>
-        <w:divId w:val="819422026"/>
+        <w:divId w:val="882642219"/>
         <w:rPr>
           <w:rFonts w:ascii="맑은 고딕" w:eastAsia="맑은 고딕" w:hAnsi="맑은 고딕" w:hint="eastAsia"/>
           <w:color w:val="222222"/>
@@ -27464,9 +27464,9 @@
 <file path=word/numbering.xml><?xml version="1.0" encoding="utf-8"?>
 <w:numbering xmlns:wpc="http://schemas.microsoft.com/office/word/2010/wordprocessingCanvas" xmlns:cx="http://schemas.microsoft.com/office/drawing/2014/chartex" xmlns:cx1="http://schemas.microsoft.com/office/drawing/2015/9/8/chartex" xmlns:cx2="http://schemas.microsoft.com/office/drawing/2015/10/21/chartex" xmlns:cx3="http://schemas.microsoft.com/office/drawing/2016/5/9/chartex" xmlns:cx4="http://schemas.microsoft.com/office/drawing/2016/5/10/chartex" xmlns:cx5="http://schemas.microsoft.com/office/drawing/2016/5/11/chartex" xmlns:cx6="http://schemas.microsoft.com/office/drawing/2016/5/12/chartex" xmlns:cx7="http://schemas.microsoft.com/office/drawing/2016/5/13/chartex" xmlns:cx8="http://schemas.microsoft.com/office/drawing/2016/5/14/chartex" xmlns:mc="http://schemas.openxmlformats.org/markup-compatibility/2006" xmlns:aink="http://schemas.microsoft.com/office/drawing/2016/ink" xmlns:am3d="http://schemas.microsoft.com/office/drawing/2017/model3d" xmlns:o="urn:schemas-microsoft-com:office:office" xmlns:oel="http://schemas.microsoft.com/office/2019/extlst" xmlns:r="http://schemas.openxmlformats.org/officeDocument/2006/relationships" xmlns:m="http://schemas.openxmlformats.org/officeDocument/2006/math" xmlns:v="urn:schemas-microsoft-com:vml" xmlns:wp14="http://schemas.microsoft.com/office/word/2010/wordprocessingDrawing" xmlns:wp="http://schemas.openxmlformats.org/drawingml/2006/wordprocessingDrawing" xmlns:w10="urn:schemas-microsoft-com:office:word" xmlns:w="http://schemas.openxmlformats.org/wordprocessingml/2006/main" xmlns:w14="http://schemas.microsoft.com/office/word/2010/wordml" xmlns:w15="http://schemas.microsoft.com/office/word/2012/wordml" xmlns:w16cei="http://schemas.microsoft.com/office/word/2026/wordml/cei" xmlns:w16cex="http://schemas.microsoft.com/office/word/2018/wordml/cex" xmlns:w16cid="http://schemas.microsoft.com/office/word/2016/wordml/cid" xmlns:w16="http://schemas.microsoft.com/office/word/2018/wordml" xmlns:w16du="http://schemas.microsoft.com/office/word/2023/wordml/word16du" xmlns:w16sdtdh="http://schemas.microsoft.com/office/word/2020/wordml/sdtdatahash" xmlns:w16sdtfl="http://schemas.microsoft.com/office/word/2024/wordml/sdtformatlock" xmlns:w16se="http://schemas.microsoft.com/office/word/2015/wordml/symex" xmlns:wpg="http://schemas.microsoft.com/office/word/2010/wordprocessingGroup" xmlns:wpi="http://schemas.microsoft.com/office/word/2010/wordprocessingInk" xmlns:wne="http://schemas.microsoft.com/office/word/2006/wordml" xmlns:wps="http://schemas.microsoft.com/office/word/2010/wordprocessingShape" mc:Ignorable="w14 w15 w16se w16cid w16 w16cex w16sdtdh w16sdtfl w16du wp14">
   <w:abstractNum w:abstractNumId="0" w15:restartNumberingAfterBreak="0">
-    <w:nsid w:val="03742836"/>
+    <w:nsid w:val="1A601AEC"/>
     <w:multiLevelType w:val="multilevel"/>
-    <w:tmpl w:val="B32644EE"/>
+    <w:tmpl w:val="E7A68B8A"/>
     <w:lvl w:ilvl="0">
       <w:start w:val="1"/>
       <w:numFmt w:val="bullet"/>
@@ -27613,9 +27613,122 @@
     </w:lvl>
   </w:abstractNum>
   <w:abstractNum w:abstractNumId="1" w15:restartNumberingAfterBreak="0">
-    <w:nsid w:val="0DB92E5F"/>
+    <w:nsid w:val="1D503E71"/>
     <w:multiLevelType w:val="multilevel"/>
-    <w:tmpl w:val="58FAE4E8"/>
+    <w:tmpl w:val="89A2B296"/>
+    <w:lvl w:ilvl="0">
+      <w:start w:val="1"/>
+      <w:numFmt w:val="decimal"/>
+      <w:lvlText w:val="%1."/>
+      <w:lvlJc w:val="left"/>
+      <w:pPr>
+        <w:tabs>
+          <w:tab w:val="num" w:pos="720"/>
+        </w:tabs>
+        <w:ind w:left="720" w:hanging="360"/>
+      </w:pPr>
+    </w:lvl>
+    <w:lvl w:ilvl="1" w:tentative="1">
+      <w:start w:val="1"/>
+      <w:numFmt w:val="decimal"/>
+      <w:lvlText w:val="%2."/>
+      <w:lvlJc w:val="left"/>
+      <w:pPr>
+        <w:tabs>
+          <w:tab w:val="num" w:pos="1440"/>
+        </w:tabs>
+        <w:ind w:left="1440" w:hanging="360"/>
+      </w:pPr>
+    </w:lvl>
+    <w:lvl w:ilvl="2" w:tentative="1">
+      <w:start w:val="1"/>
+      <w:numFmt w:val="decimal"/>
+      <w:lvlText w:val="%3."/>
+      <w:lvlJc w:val="left"/>
+      <w:pPr>
+        <w:tabs>
+          <w:tab w:val="num" w:pos="2160"/>
+        </w:tabs>
+        <w:ind w:left="2160" w:hanging="360"/>
+      </w:pPr>
+    </w:lvl>
+    <w:lvl w:ilvl="3" w:tentative="1">
+      <w:start w:val="1"/>
+      <w:numFmt w:val="decimal"/>
+      <w:lvlText w:val="%4."/>
+      <w:lvlJc w:val="left"/>
+      <w:pPr>
+        <w:tabs>
+          <w:tab w:val="num" w:pos="2880"/>
+        </w:tabs>
+        <w:ind w:left="2880" w:hanging="360"/>
+      </w:pPr>
+    </w:lvl>
+    <w:lvl w:ilvl="4" w:tentative="1">
+      <w:start w:val="1"/>
+      <w:numFmt w:val="decimal"/>
+      <w:lvlText w:val="%5."/>
+      <w:lvlJc w:val="left"/>
+      <w:pPr>
+        <w:tabs>
+          <w:tab w:val="num" w:pos="3600"/>
+        </w:tabs>
+        <w:ind w:left="3600" w:hanging="360"/>
+      </w:pPr>
+    </w:lvl>
+    <w:lvl w:ilvl="5" w:tentative="1">
+      <w:start w:val="1"/>
+      <w:numFmt w:val="decimal"/>
+      <w:lvlText w:val="%6."/>
+      <w:lvlJc w:val="left"/>
+      <w:pPr>
+        <w:tabs>
+          <w:tab w:val="num" w:pos="4320"/>
+        </w:tabs>
+        <w:ind w:left="4320" w:hanging="360"/>
+      </w:pPr>
+    </w:lvl>
+    <w:lvl w:ilvl="6" w:tentative="1">
+      <w:start w:val="1"/>
+      <w:numFmt w:val="decimal"/>
+      <w:lvlText w:val="%7."/>
+      <w:lvlJc w:val="left"/>
+      <w:pPr>
+        <w:tabs>
+          <w:tab w:val="num" w:pos="5040"/>
+        </w:tabs>
+        <w:ind w:left="5040" w:hanging="360"/>
+      </w:pPr>
+    </w:lvl>
+    <w:lvl w:ilvl="7" w:tentative="1">
+      <w:start w:val="1"/>
+      <w:numFmt w:val="decimal"/>
+      <w:lvlText w:val="%8."/>
+      <w:lvlJc w:val="left"/>
+      <w:pPr>
+        <w:tabs>
+          <w:tab w:val="num" w:pos="5760"/>
+        </w:tabs>
+        <w:ind w:left="5760" w:hanging="360"/>
+      </w:pPr>
+    </w:lvl>
+    <w:lvl w:ilvl="8" w:tentative="1">
+      <w:start w:val="1"/>
+      <w:numFmt w:val="decimal"/>
+      <w:lvlText w:val="%9."/>
+      <w:lvlJc w:val="left"/>
+      <w:pPr>
+        <w:tabs>
+          <w:tab w:val="num" w:pos="6480"/>
+        </w:tabs>
+        <w:ind w:left="6480" w:hanging="360"/>
+      </w:pPr>
+    </w:lvl>
+  </w:abstractNum>
+  <w:abstractNum w:abstractNumId="2" w15:restartNumberingAfterBreak="0">
+    <w:nsid w:val="23CE5D44"/>
+    <w:multiLevelType w:val="multilevel"/>
+    <w:tmpl w:val="6C4ADBA8"/>
     <w:lvl w:ilvl="0">
       <w:start w:val="1"/>
       <w:numFmt w:val="bullet"/>
@@ -27761,10 +27874,10 @@
       </w:rPr>
     </w:lvl>
   </w:abstractNum>
-  <w:abstractNum w:abstractNumId="2" w15:restartNumberingAfterBreak="0">
-    <w:nsid w:val="130D1740"/>
+  <w:abstractNum w:abstractNumId="3" w15:restartNumberingAfterBreak="0">
+    <w:nsid w:val="42C11AAF"/>
     <w:multiLevelType w:val="multilevel"/>
-    <w:tmpl w:val="3D160756"/>
+    <w:tmpl w:val="C548082A"/>
     <w:lvl w:ilvl="0">
       <w:start w:val="1"/>
       <w:numFmt w:val="decimal"/>
@@ -27874,10 +27987,10 @@
       </w:pPr>
     </w:lvl>
   </w:abstractNum>
-  <w:abstractNum w:abstractNumId="3" w15:restartNumberingAfterBreak="0">
-    <w:nsid w:val="22F12D15"/>
+  <w:abstractNum w:abstractNumId="4" w15:restartNumberingAfterBreak="0">
+    <w:nsid w:val="4B431D6F"/>
     <w:multiLevelType w:val="multilevel"/>
-    <w:tmpl w:val="8CEE0F14"/>
+    <w:tmpl w:val="D390E91A"/>
     <w:lvl w:ilvl="0">
       <w:start w:val="1"/>
       <w:numFmt w:val="bullet"/>
@@ -28023,123 +28136,10 @@
       </w:rPr>
     </w:lvl>
   </w:abstractNum>
-  <w:abstractNum w:abstractNumId="4" w15:restartNumberingAfterBreak="0">
-    <w:nsid w:val="35362964"/>
+  <w:abstractNum w:abstractNumId="5" w15:restartNumberingAfterBreak="0">
+    <w:nsid w:val="54A0558C"/>
     <w:multiLevelType w:val="multilevel"/>
-    <w:tmpl w:val="799CE79A"/>
-    <w:lvl w:ilvl="0">
-      <w:start w:val="1"/>
-      <w:numFmt w:val="decimal"/>
-      <w:lvlText w:val="%1."/>
-      <w:lvlJc w:val="left"/>
-      <w:pPr>
-        <w:tabs>
-          <w:tab w:val="num" w:pos="720"/>
-        </w:tabs>
-        <w:ind w:left="720" w:hanging="360"/>
-      </w:pPr>
-    </w:lvl>
-    <w:lvl w:ilvl="1" w:tentative="1">
-      <w:start w:val="1"/>
-      <w:numFmt w:val="decimal"/>
-      <w:lvlText w:val="%2."/>
-      <w:lvlJc w:val="left"/>
-      <w:pPr>
-        <w:tabs>
-          <w:tab w:val="num" w:pos="1440"/>
-        </w:tabs>
-        <w:ind w:left="1440" w:hanging="360"/>
-      </w:pPr>
-    </w:lvl>
-    <w:lvl w:ilvl="2" w:tentative="1">
-      <w:start w:val="1"/>
-      <w:numFmt w:val="decimal"/>
-      <w:lvlText w:val="%3."/>
-      <w:lvlJc w:val="left"/>
-      <w:pPr>
-        <w:tabs>
-          <w:tab w:val="num" w:pos="2160"/>
-        </w:tabs>
-        <w:ind w:left="2160" w:hanging="360"/>
-      </w:pPr>
-    </w:lvl>
-    <w:lvl w:ilvl="3" w:tentative="1">
-      <w:start w:val="1"/>
-      <w:numFmt w:val="decimal"/>
-      <w:lvlText w:val="%4."/>
-      <w:lvlJc w:val="left"/>
-      <w:pPr>
-        <w:tabs>
-          <w:tab w:val="num" w:pos="2880"/>
-        </w:tabs>
-        <w:ind w:left="2880" w:hanging="360"/>
-      </w:pPr>
-    </w:lvl>
-    <w:lvl w:ilvl="4" w:tentative="1">
-      <w:start w:val="1"/>
-      <w:numFmt w:val="decimal"/>
-      <w:lvlText w:val="%5."/>
-      <w:lvlJc w:val="left"/>
-      <w:pPr>
-        <w:tabs>
-          <w:tab w:val="num" w:pos="3600"/>
-        </w:tabs>
-        <w:ind w:left="3600" w:hanging="360"/>
-      </w:pPr>
-    </w:lvl>
-    <w:lvl w:ilvl="5" w:tentative="1">
-      <w:start w:val="1"/>
-      <w:numFmt w:val="decimal"/>
-      <w:lvlText w:val="%6."/>
-      <w:lvlJc w:val="left"/>
-      <w:pPr>
-        <w:tabs>
-          <w:tab w:val="num" w:pos="4320"/>
-        </w:tabs>
-        <w:ind w:left="4320" w:hanging="360"/>
-      </w:pPr>
-    </w:lvl>
-    <w:lvl w:ilvl="6" w:tentative="1">
-      <w:start w:val="1"/>
-      <w:numFmt w:val="decimal"/>
-      <w:lvlText w:val="%7."/>
-      <w:lvlJc w:val="left"/>
-      <w:pPr>
-        <w:tabs>
-          <w:tab w:val="num" w:pos="5040"/>
-        </w:tabs>
-        <w:ind w:left="5040" w:hanging="360"/>
-      </w:pPr>
-    </w:lvl>
-    <w:lvl w:ilvl="7" w:tentative="1">
-      <w:start w:val="1"/>
-      <w:numFmt w:val="decimal"/>
-      <w:lvlText w:val="%8."/>
-      <w:lvlJc w:val="left"/>
-      <w:pPr>
-        <w:tabs>
-          <w:tab w:val="num" w:pos="5760"/>
-        </w:tabs>
-        <w:ind w:left="5760" w:hanging="360"/>
-      </w:pPr>
-    </w:lvl>
-    <w:lvl w:ilvl="8" w:tentative="1">
-      <w:start w:val="1"/>
-      <w:numFmt w:val="decimal"/>
-      <w:lvlText w:val="%9."/>
-      <w:lvlJc w:val="left"/>
-      <w:pPr>
-        <w:tabs>
-          <w:tab w:val="num" w:pos="6480"/>
-        </w:tabs>
-        <w:ind w:left="6480" w:hanging="360"/>
-      </w:pPr>
-    </w:lvl>
-  </w:abstractNum>
-  <w:abstractNum w:abstractNumId="5" w15:restartNumberingAfterBreak="0">
-    <w:nsid w:val="358B5D12"/>
-    <w:multiLevelType w:val="multilevel"/>
-    <w:tmpl w:val="B096016C"/>
+    <w:tmpl w:val="24203328"/>
     <w:lvl w:ilvl="0">
       <w:start w:val="1"/>
       <w:numFmt w:val="bullet"/>
@@ -28286,9 +28286,9 @@
     </w:lvl>
   </w:abstractNum>
   <w:abstractNum w:abstractNumId="6" w15:restartNumberingAfterBreak="0">
-    <w:nsid w:val="364836FB"/>
+    <w:nsid w:val="58C24098"/>
     <w:multiLevelType w:val="multilevel"/>
-    <w:tmpl w:val="FD961220"/>
+    <w:tmpl w:val="8632965E"/>
     <w:lvl w:ilvl="0">
       <w:start w:val="1"/>
       <w:numFmt w:val="bullet"/>
@@ -28435,9 +28435,9 @@
     </w:lvl>
   </w:abstractNum>
   <w:abstractNum w:abstractNumId="7" w15:restartNumberingAfterBreak="0">
-    <w:nsid w:val="58852940"/>
+    <w:nsid w:val="58DD66A2"/>
     <w:multiLevelType w:val="multilevel"/>
-    <w:tmpl w:val="8B0244B8"/>
+    <w:tmpl w:val="3754E75C"/>
     <w:lvl w:ilvl="0">
       <w:start w:val="1"/>
       <w:numFmt w:val="bullet"/>
@@ -28584,122 +28584,9 @@
     </w:lvl>
   </w:abstractNum>
   <w:abstractNum w:abstractNumId="8" w15:restartNumberingAfterBreak="0">
-    <w:nsid w:val="5C38200C"/>
+    <w:nsid w:val="5DFD7695"/>
     <w:multiLevelType w:val="multilevel"/>
-    <w:tmpl w:val="2FA4F45A"/>
-    <w:lvl w:ilvl="0">
-      <w:start w:val="1"/>
-      <w:numFmt w:val="decimal"/>
-      <w:lvlText w:val="%1."/>
-      <w:lvlJc w:val="left"/>
-      <w:pPr>
-        <w:tabs>
-          <w:tab w:val="num" w:pos="720"/>
-        </w:tabs>
-        <w:ind w:left="720" w:hanging="360"/>
-      </w:pPr>
-    </w:lvl>
-    <w:lvl w:ilvl="1" w:tentative="1">
-      <w:start w:val="1"/>
-      <w:numFmt w:val="decimal"/>
-      <w:lvlText w:val="%2."/>
-      <w:lvlJc w:val="left"/>
-      <w:pPr>
-        <w:tabs>
-          <w:tab w:val="num" w:pos="1440"/>
-        </w:tabs>
-        <w:ind w:left="1440" w:hanging="360"/>
-      </w:pPr>
-    </w:lvl>
-    <w:lvl w:ilvl="2" w:tentative="1">
-      <w:start w:val="1"/>
-      <w:numFmt w:val="decimal"/>
-      <w:lvlText w:val="%3."/>
-      <w:lvlJc w:val="left"/>
-      <w:pPr>
-        <w:tabs>
-          <w:tab w:val="num" w:pos="2160"/>
-        </w:tabs>
-        <w:ind w:left="2160" w:hanging="360"/>
-      </w:pPr>
-    </w:lvl>
-    <w:lvl w:ilvl="3" w:tentative="1">
-      <w:start w:val="1"/>
-      <w:numFmt w:val="decimal"/>
-      <w:lvlText w:val="%4."/>
-      <w:lvlJc w:val="left"/>
-      <w:pPr>
-        <w:tabs>
-          <w:tab w:val="num" w:pos="2880"/>
-        </w:tabs>
-        <w:ind w:left="2880" w:hanging="360"/>
-      </w:pPr>
-    </w:lvl>
-    <w:lvl w:ilvl="4" w:tentative="1">
-      <w:start w:val="1"/>
-      <w:numFmt w:val="decimal"/>
-      <w:lvlText w:val="%5."/>
-      <w:lvlJc w:val="left"/>
-      <w:pPr>
-        <w:tabs>
-          <w:tab w:val="num" w:pos="3600"/>
-        </w:tabs>
-        <w:ind w:left="3600" w:hanging="360"/>
-      </w:pPr>
-    </w:lvl>
-    <w:lvl w:ilvl="5" w:tentative="1">
-      <w:start w:val="1"/>
-      <w:numFmt w:val="decimal"/>
-      <w:lvlText w:val="%6."/>
-      <w:lvlJc w:val="left"/>
-      <w:pPr>
-        <w:tabs>
-          <w:tab w:val="num" w:pos="4320"/>
-        </w:tabs>
-        <w:ind w:left="4320" w:hanging="360"/>
-      </w:pPr>
-    </w:lvl>
-    <w:lvl w:ilvl="6" w:tentative="1">
-      <w:start w:val="1"/>
-      <w:numFmt w:val="decimal"/>
-      <w:lvlText w:val="%7."/>
-      <w:lvlJc w:val="left"/>
-      <w:pPr>
-        <w:tabs>
-          <w:tab w:val="num" w:pos="5040"/>
-        </w:tabs>
-        <w:ind w:left="5040" w:hanging="360"/>
-      </w:pPr>
-    </w:lvl>
-    <w:lvl w:ilvl="7" w:tentative="1">
-      <w:start w:val="1"/>
-      <w:numFmt w:val="decimal"/>
-      <w:lvlText w:val="%8."/>
-      <w:lvlJc w:val="left"/>
-      <w:pPr>
-        <w:tabs>
-          <w:tab w:val="num" w:pos="5760"/>
-        </w:tabs>
-        <w:ind w:left="5760" w:hanging="360"/>
-      </w:pPr>
-    </w:lvl>
-    <w:lvl w:ilvl="8" w:tentative="1">
-      <w:start w:val="1"/>
-      <w:numFmt w:val="decimal"/>
-      <w:lvlText w:val="%9."/>
-      <w:lvlJc w:val="left"/>
-      <w:pPr>
-        <w:tabs>
-          <w:tab w:val="num" w:pos="6480"/>
-        </w:tabs>
-        <w:ind w:left="6480" w:hanging="360"/>
-      </w:pPr>
-    </w:lvl>
-  </w:abstractNum>
-  <w:abstractNum w:abstractNumId="9" w15:restartNumberingAfterBreak="0">
-    <w:nsid w:val="70E55323"/>
-    <w:multiLevelType w:val="multilevel"/>
-    <w:tmpl w:val="7CB842A0"/>
+    <w:tmpl w:val="EB64E814"/>
     <w:lvl w:ilvl="0">
       <w:start w:val="1"/>
       <w:numFmt w:val="bullet"/>
@@ -28845,10 +28732,10 @@
       </w:rPr>
     </w:lvl>
   </w:abstractNum>
-  <w:abstractNum w:abstractNumId="10" w15:restartNumberingAfterBreak="0">
-    <w:nsid w:val="78F777F3"/>
+  <w:abstractNum w:abstractNumId="9" w15:restartNumberingAfterBreak="0">
+    <w:nsid w:val="652B7C72"/>
     <w:multiLevelType w:val="multilevel"/>
-    <w:tmpl w:val="D6AE7290"/>
+    <w:tmpl w:val="E47CE9B6"/>
     <w:lvl w:ilvl="0">
       <w:start w:val="1"/>
       <w:numFmt w:val="decimal"/>
@@ -28958,38 +28845,151 @@
       </w:pPr>
     </w:lvl>
   </w:abstractNum>
-  <w:num w:numId="1" w16cid:durableId="1560939227">
+  <w:abstractNum w:abstractNumId="10" w15:restartNumberingAfterBreak="0">
+    <w:nsid w:val="66FD4991"/>
+    <w:multiLevelType w:val="multilevel"/>
+    <w:tmpl w:val="FBB28C0E"/>
+    <w:lvl w:ilvl="0">
+      <w:start w:val="1"/>
+      <w:numFmt w:val="decimal"/>
+      <w:lvlText w:val="%1."/>
+      <w:lvlJc w:val="left"/>
+      <w:pPr>
+        <w:tabs>
+          <w:tab w:val="num" w:pos="720"/>
+        </w:tabs>
+        <w:ind w:left="720" w:hanging="360"/>
+      </w:pPr>
+    </w:lvl>
+    <w:lvl w:ilvl="1" w:tentative="1">
+      <w:start w:val="1"/>
+      <w:numFmt w:val="decimal"/>
+      <w:lvlText w:val="%2."/>
+      <w:lvlJc w:val="left"/>
+      <w:pPr>
+        <w:tabs>
+          <w:tab w:val="num" w:pos="1440"/>
+        </w:tabs>
+        <w:ind w:left="1440" w:hanging="360"/>
+      </w:pPr>
+    </w:lvl>
+    <w:lvl w:ilvl="2" w:tentative="1">
+      <w:start w:val="1"/>
+      <w:numFmt w:val="decimal"/>
+      <w:lvlText w:val="%3."/>
+      <w:lvlJc w:val="left"/>
+      <w:pPr>
+        <w:tabs>
+          <w:tab w:val="num" w:pos="2160"/>
+        </w:tabs>
+        <w:ind w:left="2160" w:hanging="360"/>
+      </w:pPr>
+    </w:lvl>
+    <w:lvl w:ilvl="3" w:tentative="1">
+      <w:start w:val="1"/>
+      <w:numFmt w:val="decimal"/>
+      <w:lvlText w:val="%4."/>
+      <w:lvlJc w:val="left"/>
+      <w:pPr>
+        <w:tabs>
+          <w:tab w:val="num" w:pos="2880"/>
+        </w:tabs>
+        <w:ind w:left="2880" w:hanging="360"/>
+      </w:pPr>
+    </w:lvl>
+    <w:lvl w:ilvl="4" w:tentative="1">
+      <w:start w:val="1"/>
+      <w:numFmt w:val="decimal"/>
+      <w:lvlText w:val="%5."/>
+      <w:lvlJc w:val="left"/>
+      <w:pPr>
+        <w:tabs>
+          <w:tab w:val="num" w:pos="3600"/>
+        </w:tabs>
+        <w:ind w:left="3600" w:hanging="360"/>
+      </w:pPr>
+    </w:lvl>
+    <w:lvl w:ilvl="5" w:tentative="1">
+      <w:start w:val="1"/>
+      <w:numFmt w:val="decimal"/>
+      <w:lvlText w:val="%6."/>
+      <w:lvlJc w:val="left"/>
+      <w:pPr>
+        <w:tabs>
+          <w:tab w:val="num" w:pos="4320"/>
+        </w:tabs>
+        <w:ind w:left="4320" w:hanging="360"/>
+      </w:pPr>
+    </w:lvl>
+    <w:lvl w:ilvl="6" w:tentative="1">
+      <w:start w:val="1"/>
+      <w:numFmt w:val="decimal"/>
+      <w:lvlText w:val="%7."/>
+      <w:lvlJc w:val="left"/>
+      <w:pPr>
+        <w:tabs>
+          <w:tab w:val="num" w:pos="5040"/>
+        </w:tabs>
+        <w:ind w:left="5040" w:hanging="360"/>
+      </w:pPr>
+    </w:lvl>
+    <w:lvl w:ilvl="7" w:tentative="1">
+      <w:start w:val="1"/>
+      <w:numFmt w:val="decimal"/>
+      <w:lvlText w:val="%8."/>
+      <w:lvlJc w:val="left"/>
+      <w:pPr>
+        <w:tabs>
+          <w:tab w:val="num" w:pos="5760"/>
+        </w:tabs>
+        <w:ind w:left="5760" w:hanging="360"/>
+      </w:pPr>
+    </w:lvl>
+    <w:lvl w:ilvl="8" w:tentative="1">
+      <w:start w:val="1"/>
+      <w:numFmt w:val="decimal"/>
+      <w:lvlText w:val="%9."/>
+      <w:lvlJc w:val="left"/>
+      <w:pPr>
+        <w:tabs>
+          <w:tab w:val="num" w:pos="6480"/>
+        </w:tabs>
+        <w:ind w:left="6480" w:hanging="360"/>
+      </w:pPr>
+    </w:lvl>
+  </w:abstractNum>
+  <w:num w:numId="1" w16cid:durableId="1046417067">
+    <w:abstractNumId w:val="9"/>
+  </w:num>
+  <w:num w:numId="2" w16cid:durableId="1108742259">
+    <w:abstractNumId w:val="3"/>
+  </w:num>
+  <w:num w:numId="3" w16cid:durableId="351809347">
     <w:abstractNumId w:val="4"/>
   </w:num>
-  <w:num w:numId="2" w16cid:durableId="1777214154">
+  <w:num w:numId="4" w16cid:durableId="751849919">
+    <w:abstractNumId w:val="7"/>
+  </w:num>
+  <w:num w:numId="5" w16cid:durableId="1852178967">
+    <w:abstractNumId w:val="5"/>
+  </w:num>
+  <w:num w:numId="6" w16cid:durableId="1866206959">
+    <w:abstractNumId w:val="8"/>
+  </w:num>
+  <w:num w:numId="7" w16cid:durableId="1670447896">
+    <w:abstractNumId w:val="0"/>
+  </w:num>
+  <w:num w:numId="8" w16cid:durableId="64688073">
+    <w:abstractNumId w:val="6"/>
+  </w:num>
+  <w:num w:numId="9" w16cid:durableId="1659113693">
+    <w:abstractNumId w:val="1"/>
+  </w:num>
+  <w:num w:numId="10" w16cid:durableId="894050265">
     <w:abstractNumId w:val="2"/>
   </w:num>
-  <w:num w:numId="3" w16cid:durableId="528837408">
-    <w:abstractNumId w:val="1"/>
-  </w:num>
-  <w:num w:numId="4" w16cid:durableId="1095135007">
-    <w:abstractNumId w:val="9"/>
-  </w:num>
-  <w:num w:numId="5" w16cid:durableId="1835102260">
-    <w:abstractNumId w:val="5"/>
-  </w:num>
-  <w:num w:numId="6" w16cid:durableId="1312253435">
-    <w:abstractNumId w:val="7"/>
-  </w:num>
-  <w:num w:numId="7" w16cid:durableId="1956322682">
-    <w:abstractNumId w:val="3"/>
-  </w:num>
-  <w:num w:numId="8" w16cid:durableId="1473213098">
-    <w:abstractNumId w:val="0"/>
-  </w:num>
-  <w:num w:numId="9" w16cid:durableId="1254364272">
+  <w:num w:numId="11" w16cid:durableId="1207183921">
     <w:abstractNumId w:val="10"/>
-  </w:num>
-  <w:num w:numId="10" w16cid:durableId="1263496607">
-    <w:abstractNumId w:val="6"/>
-  </w:num>
-  <w:num w:numId="11" w16cid:durableId="1644461827">
-    <w:abstractNumId w:val="8"/>
   </w:num>
 </w:numbering>
 </file>
@@ -29673,7 +29673,7 @@
     <w:link w:val="Char"/>
     <w:uiPriority w:val="99"/>
     <w:unhideWhenUsed/>
-    <w:rsid w:val="00CA248C"/>
+    <w:rsid w:val="00490F3B"/>
     <w:pPr>
       <w:tabs>
         <w:tab w:val="center" w:pos="4513"/>
@@ -29687,7 +29687,7 @@
     <w:basedOn w:val="a0"/>
     <w:link w:val="a4"/>
     <w:uiPriority w:val="99"/>
-    <w:rsid w:val="00CA248C"/>
+    <w:rsid w:val="00490F3B"/>
     <w:rPr>
       <w:rFonts w:ascii="굴림" w:eastAsia="굴림" w:hAnsi="굴림" w:cs="굴림"/>
       <w:sz w:val="24"/>
@@ -29700,7 +29700,7 @@
     <w:link w:val="Char0"/>
     <w:uiPriority w:val="99"/>
     <w:unhideWhenUsed/>
-    <w:rsid w:val="00CA248C"/>
+    <w:rsid w:val="00490F3B"/>
     <w:pPr>
       <w:tabs>
         <w:tab w:val="center" w:pos="4513"/>
@@ -29714,7 +29714,7 @@
     <w:basedOn w:val="a0"/>
     <w:link w:val="a5"/>
     <w:uiPriority w:val="99"/>
-    <w:rsid w:val="00CA248C"/>
+    <w:rsid w:val="00490F3B"/>
     <w:rPr>
       <w:rFonts w:ascii="굴림" w:eastAsia="굴림" w:hAnsi="굴림" w:cs="굴림"/>
       <w:sz w:val="24"/>
